--- a/corpus/synthetic/field-display__024.docx
+++ b/corpus/synthetic/field-display__024.docx
@@ -2,52 +2,38 @@
 <file path=word/document.xml><?xml version="1.0" encoding="utf-8"?>
 <w:document xmlns:w="http://schemas.openxmlformats.org/wordprocessingml/2006/main" xmlns:r="http://schemas.openxmlformats.org/officeDocument/2006/relationships" xmlns:wp="http://schemas.openxmlformats.org/drawingml/2006/wordprocessingDrawing" xmlns:a="http://schemas.openxmlformats.org/drawingml/2006/main" xmlns:pic="http://schemas.openxmlformats.org/drawingml/2006/picture" xmlns:m="http://schemas.openxmlformats.org/officeDocument/2006/math">
   <w:body>
-    <w:tbl>
-      <w:tblPr>
-        <w:tblW w:w="0" w:type="auto"/>
-      </w:tblPr>
-      <w:tblGrid>
-        <w:gridCol w:w="4000"/>
-      </w:tblGrid>
-      <w:tr>
-        <w:tc>
-          <w:tcPr>
-            <w:tcW w:w="4000" w:type="dxa"/>
-          </w:tcPr>
-          <w:p>
-            <w:r>
-              <w:fldChar w:fldCharType="begin"/>
-            </w:r>
-            <w:r>
-              <w:instrText xml:space="preserve"> MERGEFIELD Vorname </w:instrText>
-            </w:r>
-            <w:r>
-              <w:fldChar w:fldCharType="separate"/>
-            </w:r>
-            <w:r>
-              <w:rPr>
-                <w:noProof/>
-              </w:rPr>
-              <w:t>Erika</w:t>
-            </w:r>
-            <w:r>
-              <w:fldChar w:fldCharType="end"/>
-            </w:r>
-            <w:r>
-              <w:t xml:space="preserve"> </w:t>
-            </w:r>
-            <w:fldSimple w:instr=" MERGEFIELD Nachname ">
-              <w:r>
-                <w:rPr>
-                  <w:noProof/>
-                </w:rPr>
-                <w:t>Mustermann</w:t>
-              </w:r>
-            </w:fldSimple>
-          </w:p>
-        </w:tc>
-      </w:tr>
-    </w:tbl>
+    <w:p>
+      <w:pPr>
+        <w:pStyle w:val="TOC2"/>
+      </w:pPr>
+      <w:r>
+        <w:fldChar w:fldCharType="begin"/>
+      </w:r>
+      <w:r>
+        <w:instrText xml:space="preserve"> TOC \o "1-3" </w:instrText>
+      </w:r>
+      <w:r>
+        <w:fldChar w:fldCharType="separate"/>
+      </w:r>
+      <w:r>
+        <w:t>1.1.</w:t>
+      </w:r>
+      <w:r>
+        <w:tab/>
+      </w:r>
+      <w:r>
+        <w:t>Latar Belakang Masalah</w:t>
+      </w:r>
+      <w:r>
+        <w:tab/>
+      </w:r>
+      <w:r>
+        <w:t>7</w:t>
+      </w:r>
+      <w:r>
+        <w:fldChar w:fldCharType="end"/>
+      </w:r>
+    </w:p>
     <w:sectPr>
       <w:pgSz w:w="11906" w:h="16838"/>
       <w:pgMar w:top="1440" w:right="1440" w:bottom="1440" w:left="1440" w:header="708" w:footer="708" w:gutter="0"/>
